--- a/ut3/moodle/UT3_moodle_actividades.docx
+++ b/ut3/moodle/UT3_moodle_actividades.docx
@@ -1723,7 +1723,7 @@
                 <w:sz w:val="21"/>
                 <w:szCs w:val="21"/>
               </w:rPr>
-              <w:t xml:space="preserve">Claves: la 1:N se resuelve con la foránea en el lado del 1 (el lado «máx = 1»); como la participación de ese lado es obligatoria (1,1), la foránea es NOT NULL. La N:M obliga a crear una tabla nueva (LINEA_PEDIDO) cuya clave primaria es la unión de las dos foráneas; el atributo «cantidad» viaja a esa tabla.</w:t>
+              <w:t xml:space="preserve">Claves: en cada 1:N la foránea va en la tabla que tiene la N pintada al lado (PEDIDO y PRODUCTO); como el (1,1) pintado junto a CLIENTE y a CATEGORIA dice que cada pedido y cada producto tienen exactamente uno, la foránea es NOT NULL. La N:M obliga a crear una tabla nueva (LINEA_PEDIDO) cuya clave primaria es la unión de las dos foráneas; el atributo «cantidad» viaja a esa tabla.</w:t>
             </w:r>
           </w:p>
           <w:p>
